--- a/Analog-Signal-Components/PAX/PAM-2025/PAM-modules/detector-module/detector-module-v2/Jan26_production/Test reports/module088_report.docx
+++ b/Analog-Signal-Components/PAX/PAM-2025/PAM-modules/detector-module/detector-module-v2/Jan26_production/Test reports/module088_report.docx
@@ -108,6 +108,23 @@
     </w:p>
     <w:p>
       <w:r>
+        <w:t xml:space="preserve">First </w:t>
+      </w:r>
+      <w:proofErr w:type="gramStart"/>
+      <w:r>
+        <w:t xml:space="preserve">build </w:t>
+      </w:r>
+      <w:r>
+        <w:t xml:space="preserve"> failed</w:t>
+      </w:r>
+      <w:proofErr w:type="gramEnd"/>
+      <w:r>
+        <w:t xml:space="preserve"> </w:t>
+      </w:r>
+      <w:r>
+        <w:t xml:space="preserve">- </w:t>
+      </w:r>
+      <w:r>
         <w:t xml:space="preserve">P-V </w:t>
       </w:r>
       <w:proofErr w:type="spellStart"/>
@@ -116,7 +133,10 @@
       </w:r>
       <w:proofErr w:type="spellEnd"/>
       <w:r>
-        <w:t xml:space="preserve"> showed constant 7mV output voltage regardless of input power or frequency. Needs rework.</w:t>
+        <w:t xml:space="preserve"> showed constant 7mV output voltage regardless of input power or frequency. </w:t>
+      </w:r>
+      <w:r>
+        <w:t>Successful after rework.</w:t>
       </w:r>
     </w:p>
     <w:p/>
@@ -216,20 +236,45 @@
         </w:tabs>
       </w:pPr>
       <w:r>
-        <w:t xml:space="preserve">No P-V curve due to failing </w:t>
-      </w:r>
-      <w:proofErr w:type="spellStart"/>
-      <w:r>
-        <w:t>quicktests</w:t>
-      </w:r>
-      <w:proofErr w:type="spellEnd"/>
-    </w:p>
-    <w:p>
-      <w:pPr>
-        <w:tabs>
-          <w:tab w:val="left" w:pos="4860"/>
-        </w:tabs>
-      </w:pPr>
+        <w:rPr>
+          <w:noProof/>
+        </w:rPr>
+        <w:drawing>
+          <wp:inline distT="0" distB="0" distL="0" distR="0" wp14:anchorId="3112B1CF" wp14:editId="28116CA5">
+            <wp:extent cx="5972810" cy="4778375"/>
+            <wp:effectExtent l="0" t="0" r="0" b="0"/>
+            <wp:docPr id="1703948898" name="Picture 1"/>
+            <wp:cNvGraphicFramePr>
+              <a:graphicFrameLocks xmlns:a="http://schemas.openxmlformats.org/drawingml/2006/main" noChangeAspect="1"/>
+            </wp:cNvGraphicFramePr>
+            <a:graphic xmlns:a="http://schemas.openxmlformats.org/drawingml/2006/main">
+              <a:graphicData uri="http://schemas.openxmlformats.org/drawingml/2006/picture">
+                <pic:pic xmlns:pic="http://schemas.openxmlformats.org/drawingml/2006/picture">
+                  <pic:nvPicPr>
+                    <pic:cNvPr id="1703948898" name="Picture 1703948898"/>
+                    <pic:cNvPicPr/>
+                  </pic:nvPicPr>
+                  <pic:blipFill>
+                    <a:blip r:embed="rId5"/>
+                    <a:stretch>
+                      <a:fillRect/>
+                    </a:stretch>
+                  </pic:blipFill>
+                  <pic:spPr>
+                    <a:xfrm>
+                      <a:off x="0" y="0"/>
+                      <a:ext cx="5972810" cy="4778375"/>
+                    </a:xfrm>
+                    <a:prstGeom prst="rect">
+                      <a:avLst/>
+                    </a:prstGeom>
+                  </pic:spPr>
+                </pic:pic>
+              </a:graphicData>
+            </a:graphic>
+          </wp:inline>
+        </w:drawing>
+      </w:r>
     </w:p>
     <w:p>
       <w:pPr>
@@ -288,14 +333,90 @@
       </w:r>
     </w:p>
     <w:p>
-      <w:r>
-        <w:rPr>
+      <w:pPr>
+        <w:tabs>
+          <w:tab w:val="left" w:pos="4860"/>
+        </w:tabs>
+        <w:rPr>
+          <w:i/>
+          <w:iCs/>
+        </w:rPr>
+      </w:pPr>
+      <w:r>
+        <w:rPr>
+          <w:i/>
+          <w:iCs/>
+        </w:rPr>
+        <w:t>S-parameters for successful rework.</w:t>
+      </w:r>
+      <w:r>
+        <w:rPr>
+          <w:i/>
+          <w:iCs/>
           <w:noProof/>
         </w:rPr>
         <w:drawing>
-          <wp:inline distT="0" distB="0" distL="0" distR="0" wp14:anchorId="2CD99694" wp14:editId="20484B4C">
-            <wp:extent cx="5972810" cy="4778375"/>
+          <wp:inline distT="0" distB="0" distL="0" distR="0" wp14:anchorId="4D843B7C" wp14:editId="5947C54B">
+            <wp:extent cx="4942115" cy="3953797"/>
             <wp:effectExtent l="0" t="0" r="0" b="0"/>
+            <wp:docPr id="342485447" name="Picture 2"/>
+            <wp:cNvGraphicFramePr>
+              <a:graphicFrameLocks xmlns:a="http://schemas.openxmlformats.org/drawingml/2006/main" noChangeAspect="1"/>
+            </wp:cNvGraphicFramePr>
+            <a:graphic xmlns:a="http://schemas.openxmlformats.org/drawingml/2006/main">
+              <a:graphicData uri="http://schemas.openxmlformats.org/drawingml/2006/picture">
+                <pic:pic xmlns:pic="http://schemas.openxmlformats.org/drawingml/2006/picture">
+                  <pic:nvPicPr>
+                    <pic:cNvPr id="342485447" name="Picture 342485447"/>
+                    <pic:cNvPicPr/>
+                  </pic:nvPicPr>
+                  <pic:blipFill>
+                    <a:blip r:embed="rId6"/>
+                    <a:stretch>
+                      <a:fillRect/>
+                    </a:stretch>
+                  </pic:blipFill>
+                  <pic:spPr>
+                    <a:xfrm>
+                      <a:off x="0" y="0"/>
+                      <a:ext cx="4995354" cy="3996389"/>
+                    </a:xfrm>
+                    <a:prstGeom prst="rect">
+                      <a:avLst/>
+                    </a:prstGeom>
+                  </pic:spPr>
+                </pic:pic>
+              </a:graphicData>
+            </a:graphic>
+          </wp:inline>
+        </w:drawing>
+      </w:r>
+    </w:p>
+    <w:p>
+      <w:pPr>
+        <w:tabs>
+          <w:tab w:val="left" w:pos="4860"/>
+        </w:tabs>
+        <w:rPr>
+          <w:i/>
+          <w:iCs/>
+        </w:rPr>
+      </w:pPr>
+      <w:r>
+        <w:rPr>
+          <w:i/>
+          <w:iCs/>
+        </w:rPr>
+        <w:t>S-parameters for failed first build.</w:t>
+      </w:r>
+      <w:r>
+        <w:rPr>
+          <w:noProof/>
+        </w:rPr>
+        <w:drawing>
+          <wp:inline distT="0" distB="0" distL="0" distR="0" wp14:anchorId="2CD99694" wp14:editId="324DBF2F">
+            <wp:extent cx="4136461" cy="3309257"/>
+            <wp:effectExtent l="0" t="0" r="3810" b="5715"/>
             <wp:docPr id="859504862" name="Picture 1"/>
             <wp:cNvGraphicFramePr>
               <a:graphicFrameLocks xmlns:a="http://schemas.openxmlformats.org/drawingml/2006/main" noChangeAspect="1"/>
@@ -308,7 +429,7 @@
                     <pic:cNvPicPr/>
                   </pic:nvPicPr>
                   <pic:blipFill>
-                    <a:blip r:embed="rId5"/>
+                    <a:blip r:embed="rId7"/>
                     <a:stretch>
                       <a:fillRect/>
                     </a:stretch>
@@ -316,7 +437,7 @@
                   <pic:spPr>
                     <a:xfrm>
                       <a:off x="0" y="0"/>
-                      <a:ext cx="5972810" cy="4778375"/>
+                      <a:ext cx="4156226" cy="3325069"/>
                     </a:xfrm>
                     <a:prstGeom prst="rect">
                       <a:avLst/>
@@ -367,7 +488,7 @@
                     <pic:cNvPicPr/>
                   </pic:nvPicPr>
                   <pic:blipFill>
-                    <a:blip r:embed="rId6" cstate="print">
+                    <a:blip r:embed="rId8" cstate="print">
                       <a:extLst>
                         <a:ext uri="{28A0092B-C50C-407E-A947-70E740481C1C}">
                           <a14:useLocalDpi xmlns:a14="http://schemas.microsoft.com/office/drawing/2010/main" val="0"/>
@@ -561,7 +682,7 @@
           <w:noProof/>
         </w:rPr>
         <w:drawing>
-          <wp:anchor distT="0" distB="0" distL="114300" distR="114300" simplePos="0" relativeHeight="251664384" behindDoc="0" locked="0" layoutInCell="1" allowOverlap="1" wp14:anchorId="6F775B1C" wp14:editId="3350DC2F">
+          <wp:anchor distT="0" distB="0" distL="114300" distR="114300" simplePos="0" relativeHeight="251664384" behindDoc="0" locked="0" layoutInCell="1" allowOverlap="1" wp14:anchorId="6F775B1C" wp14:editId="6FF095A4">
             <wp:simplePos x="0" y="0"/>
             <wp:positionH relativeFrom="column">
               <wp:posOffset>4008491</wp:posOffset>
@@ -584,7 +705,7 @@
                     <pic:cNvPicPr/>
                   </pic:nvPicPr>
                   <pic:blipFill>
-                    <a:blip r:embed="rId7" cstate="print">
+                    <a:blip r:embed="rId9" cstate="print">
                       <a:extLst>
                         <a:ext uri="{28A0092B-C50C-407E-A947-70E740481C1C}">
                           <a14:useLocalDpi xmlns:a14="http://schemas.microsoft.com/office/drawing/2010/main" val="0"/>
@@ -1048,7 +1169,7 @@
           <w:szCs w:val="28"/>
         </w:rPr>
         <w:drawing>
-          <wp:anchor distT="0" distB="0" distL="114300" distR="114300" simplePos="0" relativeHeight="251666432" behindDoc="1" locked="0" layoutInCell="1" allowOverlap="1" wp14:anchorId="7B5D8638" wp14:editId="107D55CA">
+          <wp:anchor distT="0" distB="0" distL="114300" distR="114300" simplePos="0" relativeHeight="251666432" behindDoc="1" locked="0" layoutInCell="1" allowOverlap="1" wp14:anchorId="7B5D8638" wp14:editId="3F81C1B2">
             <wp:simplePos x="0" y="0"/>
             <wp:positionH relativeFrom="column">
               <wp:posOffset>4004310</wp:posOffset>
@@ -1071,7 +1192,7 @@
                     <pic:cNvPicPr/>
                   </pic:nvPicPr>
                   <pic:blipFill>
-                    <a:blip r:embed="rId8" cstate="print">
+                    <a:blip r:embed="rId10" cstate="print">
                       <a:extLst>
                         <a:ext uri="{28A0092B-C50C-407E-A947-70E740481C1C}">
                           <a14:useLocalDpi xmlns:a14="http://schemas.microsoft.com/office/drawing/2010/main" val="0"/>
